--- a/factory/output/ibc-tankoverdraget/CHECKLISTA.docx
+++ b/factory/output/ibc-tankoverdraget/CHECKLISTA.docx
@@ -32,7 +32,7 @@
           <w:sz w:val="22"/>
           <w:szCs w:val="22"/>
         </w:rPr>
-        <w:t xml:space="preserve">Store: Tankvakt</w:t>
+        <w:t xml:space="preserve">Store: TankGuard</w:t>
       </w:r>
     </w:p>
     <w:p>
@@ -525,7 +525,7 @@
             <w:pPr>
               <w:spacing w:after="0"/>
             </w:pPr>
-            <w:hyperlink w:history="1" r:id="rIdebdemoq2avngfsgbqsbqs">
+            <w:hyperlink w:history="1" r:id="rIdaqdtvfotd6syub4yqivdz">
               <w:r>
                 <w:rPr>
                   <w:rFonts w:ascii="Arial" w:cs="Arial" w:eastAsia="Arial" w:hAnsi="Arial"/>
@@ -731,6 +731,71 @@
                 <w:szCs w:val="22"/>
               </w:rPr>
               <w:t xml:space="preserve">Swedish</w:t>
+            </w:r>
+          </w:p>
+        </w:tc>
+      </w:tr>
+      <w:tr>
+        <w:tc>
+          <w:tcPr>
+            <w:tcW w:type="dxa" w:w="3400"/>
+            <w:tcBorders>
+              <w:top w:val="single" w:color="BBBBBB" w:sz="4"/>
+              <w:left w:val="single" w:color="BBBBBB" w:sz="4"/>
+              <w:bottom w:val="single" w:color="BBBBBB" w:sz="4"/>
+              <w:right w:val="single" w:color="BBBBBB" w:sz="4"/>
+            </w:tcBorders>
+            <w:shd w:fill="F4F2EC" w:color="auto" w:val="clear"/>
+            <w:tcMar>
+              <w:top w:type="dxa" w:w="60"/>
+              <w:left w:type="dxa" w:w="100"/>
+              <w:bottom w:type="dxa" w:w="60"/>
+              <w:right w:type="dxa" w:w="100"/>
+            </w:tcMar>
+          </w:tcPr>
+          <w:p>
+            <w:pPr>
+              <w:spacing w:after="0"/>
+            </w:pPr>
+            <w:r>
+              <w:rPr>
+                <w:rFonts w:ascii="Arial" w:cs="Arial" w:eastAsia="Arial" w:hAnsi="Arial"/>
+                <w:b/>
+                <w:bCs/>
+                <w:sz w:val="22"/>
+                <w:szCs w:val="22"/>
+              </w:rPr>
+              <w:t xml:space="preserve">Markets</w:t>
+            </w:r>
+          </w:p>
+        </w:tc>
+        <w:tc>
+          <w:tcPr>
+            <w:tcW w:type="dxa" w:w="6000"/>
+            <w:tcBorders>
+              <w:top w:val="single" w:color="BBBBBB" w:sz="4"/>
+              <w:left w:val="single" w:color="BBBBBB" w:sz="4"/>
+              <w:bottom w:val="single" w:color="BBBBBB" w:sz="4"/>
+              <w:right w:val="single" w:color="BBBBBB" w:sz="4"/>
+            </w:tcBorders>
+            <w:tcMar>
+              <w:top w:type="dxa" w:w="60"/>
+              <w:left w:type="dxa" w:w="100"/>
+              <w:bottom w:type="dxa" w:w="60"/>
+              <w:right w:type="dxa" w:w="100"/>
+            </w:tcMar>
+          </w:tcPr>
+          <w:p>
+            <w:pPr>
+              <w:spacing w:after="0"/>
+            </w:pPr>
+            <w:r>
+              <w:rPr>
+                <w:rFonts w:ascii="Arial" w:cs="Arial" w:eastAsia="Arial" w:hAnsi="Arial"/>
+                <w:sz w:val="22"/>
+                <w:szCs w:val="22"/>
+              </w:rPr>
+              <w:t xml:space="preserve">Sweden + Norway (every store)</w:t>
             </w:r>
           </w:p>
         </w:tc>
@@ -959,7 +1024,7 @@
                 <w:sz w:val="22"/>
                 <w:szCs w:val="22"/>
               </w:rPr>
-              <w:t xml:space="preserve">Tankvakt</w:t>
+              <w:t xml:space="preserve">TankGuard</w:t>
             </w:r>
           </w:p>
         </w:tc>
@@ -1024,7 +1089,7 @@
                 <w:sz w:val="22"/>
                 <w:szCs w:val="22"/>
               </w:rPr>
-              <w:t xml:space="preserve">tankvakt.se</w:t>
+              <w:t xml:space="preserve">tankguard.se</w:t>
             </w:r>
           </w:p>
         </w:tc>
@@ -1089,7 +1154,7 @@
                 <w:sz w:val="22"/>
                 <w:szCs w:val="22"/>
               </w:rPr>
-              <w:t xml:space="preserve">hej@tankvakt.se</w:t>
+              <w:t xml:space="preserve">hello@tankguard.se</w:t>
             </w:r>
           </w:p>
         </w:tc>
@@ -1204,7 +1269,7 @@
         </w:rPr>
         <w:t xml:space="preserve">VIDEO: </w:t>
       </w:r>
-      <w:hyperlink w:history="1" r:id="rId78vef64wc26yc45z-fz4f">
+      <w:hyperlink w:history="1" r:id="rIdet63ld_5l9dsjazxfnjwq">
         <w:r>
           <w:rPr>
             <w:rFonts w:ascii="Arial" w:cs="Arial" w:eastAsia="Arial" w:hAnsi="Arial"/>
@@ -1266,7 +1331,7 @@
           <w:sz w:val="22"/>
           <w:szCs w:val="22"/>
         </w:rPr>
-        <w:t xml:space="preserve">tankvakt.se</w:t>
+        <w:t xml:space="preserve">tankguard.se</w:t>
       </w:r>
       <w:r>
         <w:rPr>
@@ -1305,7 +1370,7 @@
           <w:sz w:val="22"/>
           <w:szCs w:val="22"/>
         </w:rPr>
-        <w:t xml:space="preserve">hej@tankvakt.se</w:t>
+        <w:t xml:space="preserve">hello@tankguard.se</w:t>
       </w:r>
       <w:r>
         <w:rPr>
@@ -1362,7 +1427,7 @@
           <w:sz w:val="22"/>
           <w:szCs w:val="22"/>
         </w:rPr>
-        <w:t xml:space="preserve">hej@tankvakt.se</w:t>
+        <w:t xml:space="preserve">hello@tankguard.se</w:t>
       </w:r>
       <w:r>
         <w:rPr>
@@ -1402,7 +1467,7 @@
         </w:rPr>
         <w:t xml:space="preserve">VIDEO: </w:t>
       </w:r>
-      <w:hyperlink w:history="1" r:id="rId9gmqogjaeqtgwt6uieoqn">
+      <w:hyperlink w:history="1" r:id="rIdnowq04ls5mfnrd5zoogvd">
         <w:r>
           <w:rPr>
             <w:rFonts w:ascii="Arial" w:cs="Arial" w:eastAsia="Arial" w:hAnsi="Arial"/>
@@ -1460,22 +1525,18 @@
     <w:p>
       <w:pPr>
         <w:spacing w:after="80"/>
-      </w:pPr>
-      <w:r>
-        <w:rPr>
-          <w:rFonts w:ascii="Arial" w:cs="Arial" w:eastAsia="Arial" w:hAnsi="Arial"/>
-          <w:sz w:val="22"/>
-          <w:szCs w:val="22"/>
-        </w:rPr>
-        <w:t xml:space="preserve">☐  </w:t>
-      </w:r>
-      <w:r>
-        <w:rPr>
-          <w:rFonts w:ascii="Arial" w:cs="Arial" w:eastAsia="Arial" w:hAnsi="Arial"/>
-          <w:sz w:val="22"/>
-          <w:szCs w:val="22"/>
-        </w:rPr>
-        <w:t xml:space="preserve">(Staff invites need a paid plan – the owner is added at hand over instead)</w:t>
+        <w:ind w:left="420"/>
+      </w:pPr>
+      <w:r>
+        <w:rPr>
+          <w:rFonts w:ascii="Arial" w:cs="Arial" w:eastAsia="Arial" w:hAnsi="Arial"/>
+          <w:i/>
+          <w:iCs/>
+          <w:color w:val="555555"/>
+          <w:sz w:val="22"/>
+          <w:szCs w:val="22"/>
+        </w:rPr>
+        <w:t xml:space="preserve">Note: staff invites need a paid plan – the owner is added at hand over.</w:t>
       </w:r>
     </w:p>
     <w:p>
@@ -1523,7 +1584,7 @@
           <w:sz w:val="22"/>
           <w:szCs w:val="22"/>
         </w:rPr>
-        <w:t xml:space="preserve">Tankvakt</w:t>
+        <w:t xml:space="preserve">TankGuard</w:t>
       </w:r>
       <w:r>
         <w:rPr>
@@ -1562,7 +1623,7 @@
           <w:sz w:val="22"/>
           <w:szCs w:val="22"/>
         </w:rPr>
-        <w:t xml:space="preserve">tankvakt.se</w:t>
+        <w:t xml:space="preserve">tankguard.se</w:t>
       </w:r>
       <w:r>
         <w:rPr>
@@ -1591,7 +1652,7 @@
           <w:sz w:val="22"/>
           <w:szCs w:val="22"/>
         </w:rPr>
-        <w:t xml:space="preserve">Settings → Languages → make Swedish default (add others if needed)</w:t>
+        <w:t xml:space="preserve">Settings → Languages → make Swedish default</w:t>
       </w:r>
     </w:p>
     <w:p>
@@ -1622,7 +1683,7 @@
           <w:sz w:val="22"/>
           <w:szCs w:val="22"/>
         </w:rPr>
-        <w:t xml:space="preserve">hej@tankvakt.se</w:t>
+        <w:t xml:space="preserve">hello@tankguard.se</w:t>
       </w:r>
       <w:r>
         <w:rPr>
@@ -1960,7 +2021,7 @@
           <w:sz w:val="22"/>
           <w:szCs w:val="22"/>
         </w:rPr>
-        <w:t xml:space="preserve">Tankvakt</w:t>
+        <w:t xml:space="preserve">TankGuard</w:t>
       </w:r>
       <w:r>
         <w:rPr>
@@ -2058,7 +2119,7 @@
           <w:sz w:val="22"/>
           <w:szCs w:val="22"/>
         </w:rPr>
-        <w:t xml:space="preserve">Tankvakt</w:t>
+        <w:t xml:space="preserve">TankGuard</w:t>
       </w:r>
       <w:r>
         <w:rPr>
@@ -2135,15 +2196,15 @@
           <w:sz w:val="22"/>
           <w:szCs w:val="22"/>
         </w:rPr>
-        <w:t xml:space="preserve">Tankvakt</w:t>
-      </w:r>
-      <w:r>
-        <w:rPr>
-          <w:rFonts w:ascii="Arial" w:cs="Arial" w:eastAsia="Arial" w:hAnsi="Arial"/>
-          <w:sz w:val="22"/>
-          <w:szCs w:val="22"/>
-        </w:rPr>
-        <w:t xml:space="preserve">" – it creates the pixel, renames the ad account, builds Discord channels and imports reviews</w:t>
+        <w:t xml:space="preserve">TankGuard</w:t>
+      </w:r>
+      <w:r>
+        <w:rPr>
+          <w:rFonts w:ascii="Arial" w:cs="Arial" w:eastAsia="Arial" w:hAnsi="Arial"/>
+          <w:sz w:val="22"/>
+          <w:szCs w:val="22"/>
+        </w:rPr>
+        <w:t xml:space="preserve">" – it creates the pixel, builds Discord channels and imports reviews</w:t>
       </w:r>
     </w:p>
     <w:p>
@@ -2185,7 +2246,70 @@
           <w:sz w:val="22"/>
           <w:szCs w:val="22"/>
         </w:rPr>
-        <w:t xml:space="preserve">Install the WeTracked app → paste the pixel ID Claude gives you → connect the Conversions API token (follow WeTracked's guide)</w:t>
+        <w:t xml:space="preserve">When Claude says the Norway market is ready: Settings → Markets → Norway → activate NOK → Save</w:t>
+      </w:r>
+    </w:p>
+    <w:p>
+      <w:pPr>
+        <w:spacing w:after="80"/>
+      </w:pPr>
+      <w:r>
+        <w:rPr>
+          <w:rFonts w:ascii="Arial" w:cs="Arial" w:eastAsia="Arial" w:hAnsi="Arial"/>
+          <w:sz w:val="22"/>
+          <w:szCs w:val="22"/>
+        </w:rPr>
+        <w:t xml:space="preserve">☐  </w:t>
+      </w:r>
+      <w:r>
+        <w:rPr>
+          <w:rFonts w:ascii="Arial" w:cs="Arial" w:eastAsia="Arial" w:hAnsi="Arial"/>
+          <w:sz w:val="22"/>
+          <w:szCs w:val="22"/>
+        </w:rPr>
+        <w:t xml:space="preserve">Install the WeTracked app from the Shopify App Store</w:t>
+      </w:r>
+    </w:p>
+    <w:p>
+      <w:pPr>
+        <w:spacing w:after="80"/>
+      </w:pPr>
+      <w:r>
+        <w:rPr>
+          <w:rFonts w:ascii="Arial" w:cs="Arial" w:eastAsia="Arial" w:hAnsi="Arial"/>
+          <w:sz w:val="22"/>
+          <w:szCs w:val="22"/>
+        </w:rPr>
+        <w:t xml:space="preserve">☐  </w:t>
+      </w:r>
+      <w:r>
+        <w:rPr>
+          <w:rFonts w:ascii="Arial" w:cs="Arial" w:eastAsia="Arial" w:hAnsi="Arial"/>
+          <w:sz w:val="22"/>
+          <w:szCs w:val="22"/>
+        </w:rPr>
+        <w:t xml:space="preserve">WeTracked → paste the pixel ID Claude gives you</w:t>
+      </w:r>
+    </w:p>
+    <w:p>
+      <w:pPr>
+        <w:spacing w:after="80"/>
+      </w:pPr>
+      <w:r>
+        <w:rPr>
+          <w:rFonts w:ascii="Arial" w:cs="Arial" w:eastAsia="Arial" w:hAnsi="Arial"/>
+          <w:sz w:val="22"/>
+          <w:szCs w:val="22"/>
+        </w:rPr>
+        <w:t xml:space="preserve">☐  </w:t>
+      </w:r>
+      <w:r>
+        <w:rPr>
+          <w:rFonts w:ascii="Arial" w:cs="Arial" w:eastAsia="Arial" w:hAnsi="Arial"/>
+          <w:sz w:val="22"/>
+          <w:szCs w:val="22"/>
+        </w:rPr>
+        <w:t xml:space="preserve">WeTracked → connect the Conversions API token (WeTracked shows the steps)</w:t>
       </w:r>
     </w:p>
     <w:p>
@@ -2277,7 +2401,7 @@
           <w:sz w:val="20"/>
           <w:szCs w:val="20"/>
         </w:rPr>
-        <w:t xml:space="preserve">Claude Code does: brand design from product + audience, theme build, product page, bundles + free-gift bonus, cart upsell, images, reviews import, Meta pixel, ad account rename, Discord channels, markets/translations, and tells you exactly when your clicks are needed.</w:t>
+        <w:t xml:space="preserve">Claude Code does: brand design from product + audience, theme build, product page, bundles + free-gift bonus, cart upsell, images, reviews import, Meta pixel, Discord channels, markets/translations, and tells you exactly when your clicks are needed.</w:t>
       </w:r>
     </w:p>
     <w:sectPr>
